--- a/Modelos/AG/FAURGS/ch_dentro_FAURGS.docx
+++ b/Modelos/AG/FAURGS/ch_dentro_FAURGS.docx
@@ -134,43 +134,32 @@
     </w:p>
     <w:p>
       <w:pPr>
-        <w:spacing w:after="120" w:line="240" w:lineRule="auto"/>
-        <w:rPr>
-          <w:sz w:val="20"/>
-          <w:szCs w:val="20"/>
-        </w:rPr>
-      </w:pPr>
-      <w:proofErr w:type="gramStart"/>
-      <w:r>
-        <w:rPr>
-          <w:sz w:val="20"/>
-          <w:szCs w:val="20"/>
-        </w:rPr>
-        <w:t xml:space="preserve">{{ </w:t>
-      </w:r>
-      <w:proofErr w:type="spellStart"/>
-      <w:r>
-        <w:rPr>
-          <w:sz w:val="20"/>
-          <w:szCs w:val="20"/>
-        </w:rPr>
-        <w:t>destinatario</w:t>
-      </w:r>
-      <w:proofErr w:type="gramEnd"/>
-      <w:r>
-        <w:rPr>
-          <w:sz w:val="20"/>
-          <w:szCs w:val="20"/>
-        </w:rPr>
-        <w:t>_mem</w:t>
-      </w:r>
-      <w:proofErr w:type="spellEnd"/>
-      <w:r>
-        <w:rPr>
-          <w:sz w:val="20"/>
-          <w:szCs w:val="20"/>
-        </w:rPr>
-        <w:t xml:space="preserve"> }}</w:t>
+        <w:pStyle w:val="NormalWeb"/>
+        <w:spacing w:before="0" w:beforeAutospacing="0" w:after="120" w:afterAutospacing="0"/>
+      </w:pPr>
+      <w:r>
+        <w:rPr>
+          <w:rFonts w:ascii="Calibri" w:hAnsi="Calibri" w:cs="Calibri"/>
+          <w:color w:val="FF0000"/>
+          <w:sz w:val="20"/>
+          <w:szCs w:val="20"/>
+        </w:rPr>
+        <w:t>À chefia imediata (QUANDO PROJETO DE PESQUISA/ENSINO/EXTENSÃO SEM SER PRESTAÇÃO DE SERVIÇOS)</w:t>
+      </w:r>
+    </w:p>
+    <w:p>
+      <w:pPr>
+        <w:pStyle w:val="NormalWeb"/>
+        <w:spacing w:before="0" w:beforeAutospacing="0" w:after="120" w:afterAutospacing="0"/>
+      </w:pPr>
+      <w:r>
+        <w:rPr>
+          <w:rFonts w:ascii="Calibri" w:hAnsi="Calibri" w:cs="Calibri"/>
+          <w:color w:val="FF0000"/>
+          <w:sz w:val="20"/>
+          <w:szCs w:val="20"/>
+        </w:rPr>
+        <w:t>Ao Colegiado Competente (QUANDO EXTENSÃO - PRESTAÇÃO DE SERVIÇOS)</w:t>
       </w:r>
     </w:p>
     <w:p>
@@ -248,14 +237,7 @@
           <w:sz w:val="20"/>
           <w:szCs w:val="20"/>
         </w:rPr>
-        <w:t>“Art. 20. A partic</w:t>
-      </w:r>
-      <w:r>
-        <w:rPr>
-          <w:sz w:val="20"/>
-          <w:szCs w:val="20"/>
-        </w:rPr>
-        <w:t>ipação de servidores em projetos executados nos termos desta resolução poderá, conforme o caso, ser exercida</w:t>
+        <w:t>“Art. 20. A participação de servidores em projetos executados nos termos desta resolução poderá, conforme o caso, ser exercida</w:t>
       </w:r>
       <w:r>
         <w:rPr>
@@ -305,14 +287,7 @@
           <w:sz w:val="20"/>
           <w:szCs w:val="20"/>
         </w:rPr>
-        <w:t xml:space="preserve"> docentes e técnico-admi</w:t>
-      </w:r>
-      <w:r>
-        <w:rPr>
-          <w:sz w:val="20"/>
-          <w:szCs w:val="20"/>
-        </w:rPr>
-        <w:t xml:space="preserve">nistrativos </w:t>
+        <w:t xml:space="preserve"> docentes e técnico-administrativos </w:t>
       </w:r>
       <w:r>
         <w:rPr>
@@ -405,16 +380,7 @@
           <w:sz w:val="20"/>
           <w:szCs w:val="20"/>
         </w:rPr>
-        <w:t>poderão participar de</w:t>
-      </w:r>
-      <w:r>
-        <w:rPr>
-          <w:b/>
-          <w:bCs/>
-          <w:sz w:val="20"/>
-          <w:szCs w:val="20"/>
-        </w:rPr>
-        <w:t xml:space="preserve"> maneira remunerada</w:t>
+        <w:t>poderão participar de maneira remunerada</w:t>
       </w:r>
       <w:r>
         <w:rPr>
@@ -521,16 +487,7 @@
           <w:sz w:val="20"/>
           <w:szCs w:val="20"/>
         </w:rPr>
-        <w:t xml:space="preserve">a participação remunerada </w:t>
-      </w:r>
-      <w:r>
-        <w:rPr>
-          <w:b/>
-          <w:bCs/>
-          <w:sz w:val="20"/>
-          <w:szCs w:val="20"/>
-        </w:rPr>
-        <w:t>de um servidor docente com dedicação exclusiva é limitada a 8 (oito) horas semanais, dentro ou fora da jornada de trabalho</w:t>
+        <w:t>a participação remunerada de um servidor docente com dedicação exclusiva é limitada a 8 (oito) horas semanais, dentro ou fora da jornada de trabalho</w:t>
       </w:r>
       <w:r>
         <w:rPr>
@@ -559,16 +516,7 @@
           <w:sz w:val="20"/>
           <w:szCs w:val="20"/>
         </w:rPr>
-        <w:t>§ 4º Os limites de carga horária de que trata esse artigo serão computados sempre</w:t>
-      </w:r>
-      <w:r>
-        <w:rPr>
-          <w:b/>
-          <w:bCs/>
-          <w:sz w:val="20"/>
-          <w:szCs w:val="20"/>
-        </w:rPr>
-        <w:t xml:space="preserve"> considerando o total de projetos com FUNDAÇÃO DE APOIO dos quais o servidor docente ou técnico-administrativo participa, dentro ou fora da UFSM.</w:t>
+        <w:t>§ 4º Os limites de carga horária de que trata esse artigo serão computados sempre considerando o total de projetos com FUNDAÇÃO DE APOIO dos quais o servidor docente ou técnico-administrativo participa, dentro ou fora da UFSM.</w:t>
       </w:r>
     </w:p>
     <w:p>
@@ -586,14 +534,7 @@
           <w:sz w:val="20"/>
           <w:szCs w:val="20"/>
         </w:rPr>
-        <w:t>§ 5º A participação em projetos fora da jornada de trabalho semanal, na forma prevista caput, não acarretará a</w:t>
-      </w:r>
-      <w:r>
-        <w:rPr>
-          <w:sz w:val="20"/>
-          <w:szCs w:val="20"/>
-        </w:rPr>
-        <w:t xml:space="preserve"> percepção de horas extraordinárias.</w:t>
+        <w:t>§ 5º A participação em projetos fora da jornada de trabalho semanal, na forma prevista caput, não acarretará a percepção de horas extraordinárias.</w:t>
       </w:r>
     </w:p>
     <w:p>
@@ -643,14 +584,7 @@
           <w:sz w:val="20"/>
           <w:szCs w:val="20"/>
         </w:rPr>
-        <w:t xml:space="preserve"> de participação e/ou na carga horária de pa</w:t>
-      </w:r>
-      <w:r>
-        <w:rPr>
-          <w:sz w:val="20"/>
-          <w:szCs w:val="20"/>
-        </w:rPr>
-        <w:t>rticipação, sendo que a inobservância as essas determinações configurarão insubordinação nos termos da lei.”</w:t>
+        <w:t xml:space="preserve"> de participação e/ou na carga horária de participação, sendo que a inobservância as essas determinações configurarão insubordinação nos termos da lei.”</w:t>
       </w:r>
     </w:p>
     <w:p>
@@ -765,177 +699,98 @@
         <w:ind w:firstLine="708"/>
         <w:jc w:val="both"/>
         <w:rPr>
-          <w:sz w:val="20"/>
-          <w:szCs w:val="20"/>
-        </w:rPr>
-      </w:pPr>
-      <w:r>
-        <w:t xml:space="preserve">{% </w:t>
-      </w:r>
-      <w:proofErr w:type="spellStart"/>
-      <w:r>
-        <w:t>if</w:t>
-      </w:r>
-      <w:proofErr w:type="spellEnd"/>
-      <w:r>
-        <w:t xml:space="preserve"> </w:t>
-      </w:r>
-      <w:proofErr w:type="spellStart"/>
-      <w:r>
-        <w:t>is_prestacao</w:t>
-      </w:r>
-      <w:proofErr w:type="spellEnd"/>
-      <w:r>
-        <w:t xml:space="preserve"> %}</w:t>
+          <w:rFonts w:ascii="Times New Roman" w:eastAsia="Times New Roman" w:hAnsi="Times New Roman" w:cs="Times New Roman"/>
+          <w:sz w:val="24"/>
+          <w:szCs w:val="24"/>
+        </w:rPr>
+      </w:pPr>
+      <w:r>
+        <w:rPr>
+          <w:rFonts w:eastAsia="Times New Roman"/>
+          <w:b/>
+          <w:bCs/>
+          <w:color w:val="000000"/>
+          <w:sz w:val="20"/>
+          <w:szCs w:val="20"/>
+        </w:rPr>
+        <w:t>Considerações:</w:t>
+      </w:r>
+    </w:p>
+    <w:p>
+      <w:pPr>
+        <w:numPr>
+          <w:ilvl w:val="0"/>
+          <w:numId w:val="2"/>
+        </w:numPr>
+        <w:spacing w:after="120" w:line="240" w:lineRule="auto"/>
+        <w:jc w:val="both"/>
+        <w:textAlignment w:val="baseline"/>
+        <w:rPr>
+          <w:rFonts w:eastAsia="Times New Roman"/>
+          <w:color w:val="FF0000"/>
+          <w:sz w:val="20"/>
+          <w:szCs w:val="20"/>
+        </w:rPr>
+      </w:pPr>
+      <w:r>
+        <w:rPr>
+          <w:rFonts w:eastAsia="Times New Roman"/>
+          <w:color w:val="FF0000"/>
+          <w:sz w:val="20"/>
+          <w:szCs w:val="20"/>
+        </w:rPr>
+        <w:t xml:space="preserve">Exclusivamente se tratando de </w:t>
+      </w:r>
+      <w:r>
+        <w:rPr>
+          <w:rFonts w:eastAsia="Times New Roman"/>
+          <w:color w:val="FF0000"/>
+          <w:sz w:val="20"/>
+          <w:szCs w:val="20"/>
+          <w:u w:val="single"/>
+        </w:rPr>
+        <w:t>projeto de Prestação de Serviço</w:t>
+      </w:r>
+      <w:r>
+        <w:rPr>
+          <w:rFonts w:eastAsia="Times New Roman"/>
+          <w:color w:val="FF0000"/>
+          <w:sz w:val="20"/>
+          <w:szCs w:val="20"/>
+        </w:rPr>
+        <w:t xml:space="preserve">, a participação do servidor e a carga horária dedicada ao projeto poderá ser concedida por </w:t>
+      </w:r>
+      <w:r>
+        <w:rPr>
+          <w:rFonts w:eastAsia="Times New Roman"/>
+          <w:color w:val="FF0000"/>
+          <w:sz w:val="20"/>
+          <w:szCs w:val="20"/>
+          <w:u w:val="single"/>
+        </w:rPr>
+        <w:t>ad referendum</w:t>
+      </w:r>
+      <w:r>
+        <w:rPr>
+          <w:rFonts w:eastAsia="Times New Roman"/>
+          <w:color w:val="FF0000"/>
+          <w:sz w:val="20"/>
+          <w:szCs w:val="20"/>
+        </w:rPr>
+        <w:t xml:space="preserve"> da chefia imediata, o qual deverá ser homologado pelo Colegiado do Departamento através da ata. </w:t>
       </w:r>
     </w:p>
     <w:p>
       <w:pPr>
         <w:spacing w:after="120" w:line="240" w:lineRule="auto"/>
         <w:ind w:firstLine="708"/>
-        <w:jc w:val="both"/>
-        <w:rPr>
-          <w:b/>
-          <w:bCs/>
-          <w:sz w:val="20"/>
-          <w:szCs w:val="20"/>
-        </w:rPr>
-      </w:pPr>
-      <w:r>
-        <w:rPr>
-          <w:b/>
-          <w:bCs/>
-          <w:sz w:val="20"/>
-          <w:szCs w:val="20"/>
-        </w:rPr>
-        <w:t>Considerações:</w:t>
-      </w:r>
-    </w:p>
-    <w:p>
-      <w:pPr>
-        <w:numPr>
-          <w:ilvl w:val="0"/>
-          <w:numId w:val="1"/>
-        </w:numPr>
-        <w:pBdr>
-          <w:top w:val="nil"/>
-          <w:left w:val="nil"/>
-          <w:bottom w:val="nil"/>
-          <w:right w:val="nil"/>
-          <w:between w:val="nil"/>
-        </w:pBdr>
-        <w:tabs>
-          <w:tab w:val="left" w:pos="993"/>
-        </w:tabs>
-        <w:spacing w:after="120" w:line="240" w:lineRule="auto"/>
-        <w:ind w:left="0" w:firstLine="708"/>
-        <w:jc w:val="both"/>
-        <w:rPr>
-          <w:sz w:val="20"/>
-          <w:szCs w:val="20"/>
-        </w:rPr>
-      </w:pPr>
-      <w:r>
-        <w:rPr>
-          <w:sz w:val="20"/>
-          <w:szCs w:val="20"/>
-        </w:rPr>
-        <w:t xml:space="preserve">Exclusivamente se tratando de </w:t>
-      </w:r>
-      <w:r>
-        <w:rPr>
-          <w:sz w:val="20"/>
-          <w:szCs w:val="20"/>
-          <w:u w:val="single"/>
-        </w:rPr>
-        <w:t>projeto de Prestação de Serviço</w:t>
-      </w:r>
-      <w:r>
-        <w:rPr>
-          <w:sz w:val="20"/>
-          <w:szCs w:val="20"/>
-        </w:rPr>
-        <w:t xml:space="preserve">, a participação do servidor e a carga horária dedicada ao projeto </w:t>
-      </w:r>
-      <w:r>
-        <w:rPr>
-          <w:sz w:val="20"/>
-          <w:szCs w:val="20"/>
-        </w:rPr>
-        <w:t>poderá ser concedida</w:t>
-      </w:r>
-      <w:r>
-        <w:rPr>
-          <w:sz w:val="20"/>
-          <w:szCs w:val="20"/>
-        </w:rPr>
-        <w:t xml:space="preserve"> por </w:t>
-      </w:r>
-      <w:r>
-        <w:rPr>
-          <w:sz w:val="20"/>
-          <w:szCs w:val="20"/>
-          <w:u w:val="single"/>
-        </w:rPr>
-        <w:t>ad referendum</w:t>
-      </w:r>
-      <w:r>
-        <w:rPr>
-          <w:sz w:val="20"/>
-          <w:szCs w:val="20"/>
-        </w:rPr>
-        <w:t xml:space="preserve"> da chefia imediata, o qual deverá ser homologado pelo Colegiado do Departamento através d</w:t>
-      </w:r>
-      <w:r>
-        <w:rPr>
-          <w:sz w:val="20"/>
-          <w:szCs w:val="20"/>
-        </w:rPr>
-        <w:t xml:space="preserve">a ata. </w:t>
-      </w:r>
-    </w:p>
-    <w:p>
-      <w:pPr>
-        <w:spacing w:after="120" w:line="240" w:lineRule="auto"/>
-        <w:ind w:firstLine="708"/>
-        <w:rPr>
-          <w:sz w:val="20"/>
-          <w:szCs w:val="20"/>
-        </w:rPr>
-      </w:pPr>
-      <w:r>
-        <w:rPr>
-          <w:sz w:val="20"/>
-          <w:szCs w:val="20"/>
-        </w:rPr>
-        <w:t xml:space="preserve">{% </w:t>
-      </w:r>
-      <w:proofErr w:type="spellStart"/>
-      <w:r>
-        <w:rPr>
-          <w:sz w:val="20"/>
-          <w:szCs w:val="20"/>
-        </w:rPr>
-        <w:t>endif</w:t>
-      </w:r>
-      <w:proofErr w:type="spellEnd"/>
-      <w:r>
-        <w:rPr>
-          <w:sz w:val="20"/>
-          <w:szCs w:val="20"/>
-        </w:rPr>
-        <w:t xml:space="preserve"> %}</w:t>
-      </w:r>
-    </w:p>
-    <w:p>
-      <w:pPr>
-        <w:spacing w:after="120" w:line="240" w:lineRule="auto"/>
-        <w:ind w:firstLine="708"/>
-        <w:rPr>
-          <w:sz w:val="20"/>
-          <w:szCs w:val="20"/>
-        </w:rPr>
-      </w:pPr>
+        <w:rPr>
+          <w:sz w:val="20"/>
+          <w:szCs w:val="20"/>
+        </w:rPr>
+      </w:pPr>
+      <w:bookmarkStart w:id="0" w:name="_GoBack"/>
+      <w:bookmarkEnd w:id="0"/>
       <w:r>
         <w:rPr>
           <w:sz w:val="20"/>
@@ -986,8 +841,8 @@
           <w:szCs w:val="20"/>
         </w:rPr>
       </w:pPr>
-      <w:bookmarkStart w:id="0" w:name="_heading=h.gjdgxs" w:colFirst="0" w:colLast="0"/>
-      <w:bookmarkEnd w:id="0"/>
+      <w:bookmarkStart w:id="1" w:name="_heading=h.gjdgxs" w:colFirst="0" w:colLast="0"/>
+      <w:bookmarkEnd w:id="1"/>
       <w:r>
         <w:rPr>
           <w:sz w:val="20"/>
@@ -1060,8 +915,6 @@
         </w:rPr>
         <w:t xml:space="preserve"> }}</w:t>
       </w:r>
-      <w:bookmarkStart w:id="1" w:name="_GoBack"/>
-      <w:bookmarkEnd w:id="1"/>
     </w:p>
     <w:sectPr>
       <w:type w:val="continuous"/>
@@ -1079,6 +932,119 @@
 <file path=word/numbering.xml><?xml version="1.0" encoding="utf-8"?>
 <w:numbering xmlns:wpc="http://schemas.microsoft.com/office/word/2010/wordprocessingCanvas" xmlns:cx="http://schemas.microsoft.com/office/drawing/2014/chartex" xmlns:cx1="http://schemas.microsoft.com/office/drawing/2015/9/8/chartex" xmlns:cx2="http://schemas.microsoft.com/office/drawing/2015/10/21/chartex" xmlns:cx3="http://schemas.microsoft.com/office/drawing/2016/5/9/chartex" xmlns:cx4="http://schemas.microsoft.com/office/drawing/2016/5/10/chartex" xmlns:cx5="http://schemas.microsoft.com/office/drawing/2016/5/11/chartex" xmlns:cx6="http://schemas.microsoft.com/office/drawing/2016/5/12/chartex" xmlns:cx7="http://schemas.microsoft.com/office/drawing/2016/5/13/chartex" xmlns:cx8="http://schemas.microsoft.com/office/drawing/2016/5/14/chartex" xmlns:mc="http://schemas.openxmlformats.org/markup-compatibility/2006" xmlns:aink="http://schemas.microsoft.com/office/drawing/2016/ink" xmlns:am3d="http://schemas.microsoft.com/office/drawing/2017/model3d" xmlns:o="urn:schemas-microsoft-com:office:office" xmlns:r="http://schemas.openxmlformats.org/officeDocument/2006/relationships" xmlns:m="http://schemas.openxmlformats.org/officeDocument/2006/math" xmlns:v="urn:schemas-microsoft-com:vml" xmlns:wp14="http://schemas.microsoft.com/office/word/2010/wordprocessingDrawing" xmlns:wp="http://schemas.openxmlformats.org/drawingml/2006/wordprocessingDrawing" xmlns:w10="urn:schemas-microsoft-com:office:word" xmlns:w="http://schemas.openxmlformats.org/wordprocessingml/2006/main" xmlns:w14="http://schemas.microsoft.com/office/word/2010/wordml" xmlns:w15="http://schemas.microsoft.com/office/word/2012/wordml" xmlns:w16cid="http://schemas.microsoft.com/office/word/2016/wordml/cid" xmlns:w16se="http://schemas.microsoft.com/office/word/2015/wordml/symex" xmlns:wpg="http://schemas.microsoft.com/office/word/2010/wordprocessingGroup" xmlns:wpi="http://schemas.microsoft.com/office/word/2010/wordprocessingInk" xmlns:wne="http://schemas.microsoft.com/office/word/2006/wordml" xmlns:wps="http://schemas.microsoft.com/office/word/2010/wordprocessingShape" mc:Ignorable="w14 w15 w16se w16cid wp14">
   <w:abstractNum w:abstractNumId="0" w15:restartNumberingAfterBreak="0">
+    <w:nsid w:val="357C13D4"/>
+    <w:multiLevelType w:val="multilevel"/>
+    <w:tmpl w:val="ADD07A04"/>
+    <w:lvl w:ilvl="0">
+      <w:start w:val="1"/>
+      <w:numFmt w:val="decimal"/>
+      <w:lvlText w:val="%1."/>
+      <w:lvlJc w:val="left"/>
+      <w:pPr>
+        <w:tabs>
+          <w:tab w:val="num" w:pos="720"/>
+        </w:tabs>
+        <w:ind w:left="720" w:hanging="360"/>
+      </w:pPr>
+    </w:lvl>
+    <w:lvl w:ilvl="1" w:tentative="1">
+      <w:start w:val="1"/>
+      <w:numFmt w:val="decimal"/>
+      <w:lvlText w:val="%2."/>
+      <w:lvlJc w:val="left"/>
+      <w:pPr>
+        <w:tabs>
+          <w:tab w:val="num" w:pos="1440"/>
+        </w:tabs>
+        <w:ind w:left="1440" w:hanging="360"/>
+      </w:pPr>
+    </w:lvl>
+    <w:lvl w:ilvl="2" w:tentative="1">
+      <w:start w:val="1"/>
+      <w:numFmt w:val="decimal"/>
+      <w:lvlText w:val="%3."/>
+      <w:lvlJc w:val="left"/>
+      <w:pPr>
+        <w:tabs>
+          <w:tab w:val="num" w:pos="2160"/>
+        </w:tabs>
+        <w:ind w:left="2160" w:hanging="360"/>
+      </w:pPr>
+    </w:lvl>
+    <w:lvl w:ilvl="3" w:tentative="1">
+      <w:start w:val="1"/>
+      <w:numFmt w:val="decimal"/>
+      <w:lvlText w:val="%4."/>
+      <w:lvlJc w:val="left"/>
+      <w:pPr>
+        <w:tabs>
+          <w:tab w:val="num" w:pos="2880"/>
+        </w:tabs>
+        <w:ind w:left="2880" w:hanging="360"/>
+      </w:pPr>
+    </w:lvl>
+    <w:lvl w:ilvl="4" w:tentative="1">
+      <w:start w:val="1"/>
+      <w:numFmt w:val="decimal"/>
+      <w:lvlText w:val="%5."/>
+      <w:lvlJc w:val="left"/>
+      <w:pPr>
+        <w:tabs>
+          <w:tab w:val="num" w:pos="3600"/>
+        </w:tabs>
+        <w:ind w:left="3600" w:hanging="360"/>
+      </w:pPr>
+    </w:lvl>
+    <w:lvl w:ilvl="5" w:tentative="1">
+      <w:start w:val="1"/>
+      <w:numFmt w:val="decimal"/>
+      <w:lvlText w:val="%6."/>
+      <w:lvlJc w:val="left"/>
+      <w:pPr>
+        <w:tabs>
+          <w:tab w:val="num" w:pos="4320"/>
+        </w:tabs>
+        <w:ind w:left="4320" w:hanging="360"/>
+      </w:pPr>
+    </w:lvl>
+    <w:lvl w:ilvl="6" w:tentative="1">
+      <w:start w:val="1"/>
+      <w:numFmt w:val="decimal"/>
+      <w:lvlText w:val="%7."/>
+      <w:lvlJc w:val="left"/>
+      <w:pPr>
+        <w:tabs>
+          <w:tab w:val="num" w:pos="5040"/>
+        </w:tabs>
+        <w:ind w:left="5040" w:hanging="360"/>
+      </w:pPr>
+    </w:lvl>
+    <w:lvl w:ilvl="7" w:tentative="1">
+      <w:start w:val="1"/>
+      <w:numFmt w:val="decimal"/>
+      <w:lvlText w:val="%8."/>
+      <w:lvlJc w:val="left"/>
+      <w:pPr>
+        <w:tabs>
+          <w:tab w:val="num" w:pos="5760"/>
+        </w:tabs>
+        <w:ind w:left="5760" w:hanging="360"/>
+      </w:pPr>
+    </w:lvl>
+    <w:lvl w:ilvl="8" w:tentative="1">
+      <w:start w:val="1"/>
+      <w:numFmt w:val="decimal"/>
+      <w:lvlText w:val="%9."/>
+      <w:lvlJc w:val="left"/>
+      <w:pPr>
+        <w:tabs>
+          <w:tab w:val="num" w:pos="6480"/>
+        </w:tabs>
+        <w:ind w:left="6480" w:hanging="360"/>
+      </w:pPr>
+    </w:lvl>
+  </w:abstractNum>
+  <w:abstractNum w:abstractNumId="1" w15:restartNumberingAfterBreak="0">
     <w:nsid w:val="75CE2E08"/>
     <w:multiLevelType w:val="multilevel"/>
     <w:tmpl w:val="56A0BBCA"/>
@@ -1165,7 +1131,17 @@
     </w:lvl>
   </w:abstractNum>
   <w:num w:numId="1">
+    <w:abstractNumId w:val="1"/>
+  </w:num>
+  <w:num w:numId="2">
     <w:abstractNumId w:val="0"/>
+    <w:lvlOverride w:ilvl="0">
+      <w:lvl w:ilvl="0">
+        <w:numFmt w:val="lowerLetter"/>
+        <w:lvlText w:val="%1."/>
+        <w:lvlJc w:val="left"/>
+      </w:lvl>
+    </w:lvlOverride>
   </w:num>
 </w:numbering>
 </file>
@@ -2126,6 +2102,22 @@
     <w:uiPriority w:val="1"/>
     <w:qFormat/>
   </w:style>
+  <w:style w:type="paragraph" w:styleId="NormalWeb">
+    <w:name w:val="Normal (Web)"/>
+    <w:basedOn w:val="Normal"/>
+    <w:uiPriority w:val="99"/>
+    <w:semiHidden/>
+    <w:unhideWhenUsed/>
+    <w:rsid w:val="007E1480"/>
+    <w:pPr>
+      <w:spacing w:before="100" w:beforeAutospacing="1" w:after="100" w:afterAutospacing="1" w:line="240" w:lineRule="auto"/>
+    </w:pPr>
+    <w:rPr>
+      <w:rFonts w:ascii="Times New Roman" w:eastAsia="Times New Roman" w:hAnsi="Times New Roman" w:cs="Times New Roman"/>
+      <w:sz w:val="24"/>
+      <w:szCs w:val="24"/>
+    </w:rPr>
+  </w:style>
 </w:styles>
 </file>
 
